--- a/dist/submission_v2/P4_Singapore_VN.docx
+++ b/dist/submission_v2/P4_Singapore_VN.docx
@@ -2,7 +2,7 @@
 <file path=word/document.xml><?xml version="1.0" encoding="utf-8"?>
 <w:document xmlns:w="http://schemas.openxmlformats.org/wordprocessingml/2006/main" xmlns:m="http://schemas.openxmlformats.org/officeDocument/2006/math" xmlns:r="http://schemas.openxmlformats.org/officeDocument/2006/relationships" xmlns:o="urn:schemas-microsoft-com:office:office" xmlns:v="urn:schemas-microsoft-com:vml" xmlns:w10="urn:schemas-microsoft-com:office:word" xmlns:a="http://schemas.openxmlformats.org/drawingml/2006/main" xmlns:pic="http://schemas.openxmlformats.org/drawingml/2006/picture" xmlns:wp="http://schemas.openxmlformats.org/drawingml/2006/wordprocessingDrawing">
   <w:body>
-    <w:bookmarkStart w:id="95" w:name="Xd82950b9c418f83cee444f6840dff3a67052410"/>
+    <w:bookmarkStart w:id="104" w:name="Xd82950b9c418f83cee444f6840dff3a67052410"/>
     <w:p>
       <w:pPr>
         <w:pStyle w:val="Heading1"/>
@@ -190,6 +190,42 @@
       </w:r>
     </w:p>
     <w:p>
+      <w:pPr>
+        <w:pStyle w:val="BodyText"/>
+      </w:pPr>
+      <w:r>
+        <w:rPr>
+          <w:bCs/>
+          <w:b/>
+        </w:rPr>
+        <w:t xml:space="preserve">Phân loại JEL:</w:t>
+      </w:r>
+      <w:r>
+        <w:t xml:space="preserve"> </w:t>
+      </w:r>
+      <w:r>
+        <w:t xml:space="preserve">F23; O33; D22; L25; O53.</w:t>
+      </w:r>
+    </w:p>
+    <w:p>
+      <w:pPr>
+        <w:pStyle w:val="BodyText"/>
+      </w:pPr>
+      <w:r>
+        <w:rPr>
+          <w:bCs/>
+          <w:b/>
+        </w:rPr>
+        <w:t xml:space="preserve">Loại bài:</w:t>
+      </w:r>
+      <w:r>
+        <w:t xml:space="preserve"> </w:t>
+      </w:r>
+      <w:r>
+        <w:t xml:space="preserve">Bài báo nghiên cứu.</w:t>
+      </w:r>
+    </w:p>
+    <w:p>
       <w:r>
         <w:pict>
           <v:rect style="width:0;height:1.5pt" o:hralign="center" o:hrstd="t" o:hr="t"/>
@@ -374,7 +410,7 @@
     </w:p>
     <w:bookmarkEnd w:id="24"/>
     <w:bookmarkEnd w:id="25"/>
-    <w:bookmarkStart w:id="34" w:name="Xc948a667d59efd33f3b5fae659341d5c8fb2e03"/>
+    <w:bookmarkStart w:id="37" w:name="Xc948a667d59efd33f3b5fae659341d5c8fb2e03"/>
     <w:p>
       <w:pPr>
         <w:pStyle w:val="Heading2"/>
@@ -737,7 +773,7 @@
     </w:p>
     <w:bookmarkEnd w:id="31"/>
     <w:bookmarkEnd w:id="32"/>
-    <w:bookmarkStart w:id="33" w:name="Xbabf1bd5f16bfe512abfeef274bf140a0367221"/>
+    <w:bookmarkStart w:id="36" w:name="Xbabf1bd5f16bfe512abfeef274bf140a0367221"/>
     <w:p>
       <w:pPr>
         <w:pStyle w:val="Heading3"/>
@@ -759,7 +795,46 @@
         <w:pStyle w:val="BodyText"/>
       </w:pPr>
       <w:r>
-        <w:t xml:space="preserve">Hình 1: Mô hình khái niệm — TCI và DAI điều tiết mối quan hệ I–P</w:t>
+        <w:drawing>
+          <wp:inline>
+            <wp:extent cx="5753100" cy="3978568"/>
+            <wp:effectExtent b="0" l="0" r="0" t="0"/>
+            <wp:docPr descr="Hình 1: Mô hình khái niệm — TCI và DAI điều tiết mối quan hệ I–P" title="" id="34" name="Picture"/>
+            <a:graphic>
+              <a:graphicData uri="http://schemas.openxmlformats.org/drawingml/2006/picture">
+                <pic:pic>
+                  <pic:nvPicPr>
+                    <pic:cNvPr descr="figures/p4_singapore/figure_1_conceptual_model.png" id="35" name="Picture"/>
+                    <pic:cNvPicPr>
+                      <a:picLocks noChangeArrowheads="1" noChangeAspect="1"/>
+                    </pic:cNvPicPr>
+                  </pic:nvPicPr>
+                  <pic:blipFill>
+                    <a:blip r:embed="rId33"/>
+                    <a:stretch>
+                      <a:fillRect/>
+                    </a:stretch>
+                  </pic:blipFill>
+                  <pic:spPr bwMode="auto">
+                    <a:xfrm>
+                      <a:off x="0" y="0"/>
+                      <a:ext cx="5753100" cy="3978568"/>
+                    </a:xfrm>
+                    <a:prstGeom prst="rect">
+                      <a:avLst/>
+                    </a:prstGeom>
+                    <a:noFill/>
+                    <a:ln w="9525">
+                      <a:noFill/>
+                      <a:headEnd/>
+                      <a:tailEnd/>
+                    </a:ln>
+                  </pic:spPr>
+                </pic:pic>
+              </a:graphicData>
+            </a:graphic>
+          </wp:inline>
+        </w:drawing>
       </w:r>
     </w:p>
     <w:p>
@@ -787,9 +862,9 @@
         </w:pict>
       </w:r>
     </w:p>
-    <w:bookmarkEnd w:id="33"/>
-    <w:bookmarkEnd w:id="34"/>
-    <w:bookmarkStart w:id="43" w:name="X5c22f461717f6985c51c98929ae1229bd8ca429"/>
+    <w:bookmarkEnd w:id="36"/>
+    <w:bookmarkEnd w:id="37"/>
+    <w:bookmarkStart w:id="46" w:name="X5c22f461717f6985c51c98929ae1229bd8ca429"/>
     <w:p>
       <w:pPr>
         <w:pStyle w:val="Heading2"/>
@@ -798,7 +873,7 @@
         <w:t xml:space="preserve">3 Phương pháp</w:t>
       </w:r>
     </w:p>
-    <w:bookmarkStart w:id="35" w:name="X0aa05548ddcdf9b9d1d174c8c53d893d3ea66b1"/>
+    <w:bookmarkStart w:id="38" w:name="X0aa05548ddcdf9b9d1d174c8c53d893d3ea66b1"/>
     <w:p>
       <w:pPr>
         <w:pStyle w:val="Heading3"/>
@@ -849,8 +924,8 @@
         <w:t xml:space="preserve">Thứ nhất, sự phổ biến gần như toàn diện của hiện diện số Tầng 1 loại bỏ khả năng phân biệt mà chỉ báo website một mình có thể mang trong các bối cảnh kém trưởng thành số hơn, nên tín hiệu thực nghiệm phải được rút ra từ tầng giao dịch Tầng 2 (cường độ thanh toán điện tử ở cả hai phía khách hàng và nhà cung cấp). Thứ hai, trong các bối cảnh nền kinh tế chuyển đổi nơi áp dụng số Tầng 1 đã phổ biến rộng rãi nhưng hạ tầng giao dịch Tầng 2 còn bị giới hạn thể chế, cùng cấu trúc được đo chỉ ở Tầng 1 sẽ không tạo ra số hạng tương tác (interaction term) bậc hai dương tương đương.</w:t>
       </w:r>
     </w:p>
-    <w:bookmarkEnd w:id="35"/>
-    <w:bookmarkStart w:id="40" w:name="X4ccc2fb137c87b79d1e71cbfea6dc6e4b23640a"/>
+    <w:bookmarkEnd w:id="38"/>
+    <w:bookmarkStart w:id="43" w:name="X4ccc2fb137c87b79d1e71cbfea6dc6e4b23640a"/>
     <w:p>
       <w:pPr>
         <w:pStyle w:val="Heading3"/>
@@ -859,7 +934,7 @@
         <w:t xml:space="preserve">3.2 Biến số</w:t>
       </w:r>
     </w:p>
-    <w:bookmarkStart w:id="36" w:name="X89c6bd10aa66e3682b8ede447e4a1b17a9ca04b"/>
+    <w:bookmarkStart w:id="39" w:name="X89c6bd10aa66e3682b8ede447e4a1b17a9ca04b"/>
     <w:p>
       <w:pPr>
         <w:pStyle w:val="Heading4"/>
@@ -876,8 +951,8 @@
         <w:t xml:space="preserve">Hiệu quả doanh nghiệp được đo bằng năng suất lao động, được đo là logarithm tự nhiên của doanh thu hàng năm chia cho số lao động toàn thời gian. Để giảm độ nhạy với ngoại lệ, biến phụ thuộc được giới hạn cực trị (winsorize) ở mức phân vị thứ 1 và 99.</w:t>
       </w:r>
     </w:p>
-    <w:bookmarkEnd w:id="36"/>
-    <w:bookmarkStart w:id="37" w:name="Xb7ff738be8cc365d9e084a533fe65e2d1b0d018"/>
+    <w:bookmarkEnd w:id="39"/>
+    <w:bookmarkStart w:id="40" w:name="Xb7ff738be8cc365d9e084a533fe65e2d1b0d018"/>
     <w:p>
       <w:pPr>
         <w:pStyle w:val="Heading4"/>
@@ -894,8 +969,8 @@
         <w:t xml:space="preserve">Biến quốc tế hóa trọng tâm là FSTS, được định nghĩa là tỷ lệ doanh thu hàng năm từ xuất khẩu trực tiếp và được chuẩn hóa về khoảng [0,1]. FSTS được hiệu chỉnh về giá trị trung bình trước khi bình phương để giảm thiểu đa cộng tuyến giữa số hạng tuyến tính và bậc hai (Aiken &amp; West 1991). Trong các đặc tả cuối cùng, hệ số phóng đại phương sai (VIF) vẫn dưới 3, cho thấy đa cộng tuyến không phải là vấn đề đáng kể (O'Brien 2007).</w:t>
       </w:r>
     </w:p>
-    <w:bookmarkEnd w:id="37"/>
-    <w:bookmarkStart w:id="38" w:name="X905b3d544419d80a55acf7d60b92ca6642d6309"/>
+    <w:bookmarkEnd w:id="40"/>
+    <w:bookmarkStart w:id="41" w:name="X905b3d544419d80a55acf7d60b92ca6642d6309"/>
     <w:p>
       <w:pPr>
         <w:pStyle w:val="Heading4"/>
@@ -920,8 +995,8 @@
         <w:t xml:space="preserve">Nhất quán với ranh giới đo lường được nhấn mạnh trong bài báo, DAI nên được diễn giải là cấu trúc áp dụng số Tầng 1–2 thay vì là thước đo rộng hơn về năng lực tổ chức tích hợp số. Theo logic đo lường cấu thành được áp dụng, các chỉ báo thành phần được chuẩn hóa, tổng hợp bằng trọng số bằng nhau, và sau đó tái chuẩn hóa để các hệ số có thể diễn giải theo đơn vị độ lệch chuẩn.</w:t>
       </w:r>
     </w:p>
-    <w:bookmarkEnd w:id="38"/>
-    <w:bookmarkStart w:id="39" w:name="Xaa1e64995ed801a03257e044d7060c9b81c2d8a"/>
+    <w:bookmarkEnd w:id="41"/>
+    <w:bookmarkStart w:id="42" w:name="Xaa1e64995ed801a03257e044d7060c9b81c2d8a"/>
     <w:p>
       <w:pPr>
         <w:pStyle w:val="Heading4"/>
@@ -938,9 +1013,9 @@
         <w:t xml:space="preserve">Các mô hình bao gồm quy mô doanh nghiệp, tuổi doanh nghiệp, sở hữu nước ngoài và hiệu ứng cố định ngành rộng như các biến kiểm soát. Quy mô doanh nghiệp được đo là logarithm tự nhiên của số lao động toàn thời gian, tuổi doanh nghiệp được tính từ năm thành lập, và sở hữu nước ngoài được mã hóa là chỉ báo cho ít nhất 10% vốn chủ sở hữu nước ngoài. Kinh nghiệm quản lý, ban đầu được cân nhắc như một biến kiểm soát dựa trên khung upper-echelons (Hambrick &amp; Mason 1984), đã bị loại bỏ sau khi chẩn đoán VIF cho thấy đa cộng tuyến đáng kể với quy mô doanh nghiệp.</w:t>
       </w:r>
     </w:p>
-    <w:bookmarkEnd w:id="39"/>
-    <w:bookmarkEnd w:id="40"/>
-    <w:bookmarkStart w:id="41" w:name="Xedf6820b4c66d39134fc209658864df01c1b30a"/>
+    <w:bookmarkEnd w:id="42"/>
+    <w:bookmarkEnd w:id="43"/>
+    <w:bookmarkStart w:id="44" w:name="Xedf6820b4c66d39134fc209658864df01c1b30a"/>
     <w:p>
       <w:pPr>
         <w:pStyle w:val="Heading3"/>
@@ -1005,8 +1080,8 @@
         <w:t xml:space="preserve">Mô hình đầy đủ bao gồm FSTS đã hiệu chỉnh, FSTS bình phương đã hiệu chỉnh, TCI, DAI, số hạng tương tác (interaction term) giữa FSTS và DAI, số hạng tương tác (interaction term) giữa FSTS² và DAI, cộng với bộ biến kiểm soát. Theo khuyến nghị của Haans et al. (2016) cho kiểm định mối quan hệ phi tuyến trong nghiên cứu chiến lược, nghiên cứu này áp dụng kiểm định Lind &amp; Mehlum (2010) cho mối quan hệ hình chữ U hoặc chữ U ngược để đánh giá hình dạng bậc hai một cách chính thức. Để đánh giá liệu khối tương tác DAI có quan trọng cộng hưởng hay không, nghiên cứu báo cáo kiểm định F cộng hưởng trên hai số hạng tương tác (interaction term) DAI và diễn giải độ lớn hiệu ứng bằng Cohen's f² (Aguinis et al. 2005; Cohen 1988).</w:t>
       </w:r>
     </w:p>
-    <w:bookmarkEnd w:id="41"/>
-    <w:bookmarkStart w:id="42" w:name="X3967cb01926bf7a05f7b9bd4b09dce572f68668"/>
+    <w:bookmarkEnd w:id="44"/>
+    <w:bookmarkStart w:id="45" w:name="X3967cb01926bf7a05f7b9bd4b09dce572f68668"/>
     <w:p>
       <w:pPr>
         <w:pStyle w:val="Heading3"/>
@@ -1118,9 +1193,9 @@
         </w:pict>
       </w:r>
     </w:p>
-    <w:bookmarkEnd w:id="42"/>
-    <w:bookmarkEnd w:id="43"/>
-    <w:bookmarkStart w:id="49" w:name="Xc1528237297c4ce8999628372a6b48494fd6214"/>
+    <w:bookmarkEnd w:id="45"/>
+    <w:bookmarkEnd w:id="46"/>
+    <w:bookmarkStart w:id="58" w:name="Xc1528237297c4ce8999628372a6b48494fd6214"/>
     <w:p>
       <w:pPr>
         <w:pStyle w:val="Heading2"/>
@@ -1129,7 +1204,7 @@
         <w:t xml:space="preserve">4 Kết quả</w:t>
       </w:r>
     </w:p>
-    <w:bookmarkStart w:id="44" w:name="Xc951dcce2c5c6672eadc5b901b983504017f146"/>
+    <w:bookmarkStart w:id="47" w:name="Xc951dcce2c5c6672eadc5b901b983504017f146"/>
     <w:p>
       <w:pPr>
         <w:pStyle w:val="Heading3"/>
@@ -1465,8 +1540,8 @@
         <w:t xml:space="preserve">Ghi chú: N = 623. TCI và DAI là chỉ số tổng hợp cấu thành (formative composite) được chuẩn hóa z. FSTS là tỷ phần doanh thu hàng năm từ xuất khẩu trực tiếp. Mức ý nghĩa hai đuôi: p &lt; ,10; p &lt; ,05; p &lt; ,01.</w:t>
       </w:r>
     </w:p>
-    <w:bookmarkEnd w:id="44"/>
-    <w:bookmarkStart w:id="45" w:name="X1d32c55e8c1abb4174997302f6e594a45ce795f"/>
+    <w:bookmarkEnd w:id="47"/>
+    <w:bookmarkStart w:id="48" w:name="X1d32c55e8c1abb4174997302f6e594a45ce795f"/>
     <w:p>
       <w:pPr>
         <w:pStyle w:val="Heading3"/>
@@ -1512,8 +1587,8 @@
         <w:t xml:space="preserve">Cách diễn giải phù hợp nhất do đó không phải là đường cong chữ U ngược được xác lập chắc chắn, mà là mối quan hệ toàn mẫu chủ yếu tăng đơn điệu với độ cong bậc hai nhẹ trong phạm vi cường độ xuất khẩu quan sát được. Theo nghĩa này, phù hợp bậc hai có tính thông tin về mặt mô tả, trong khi các yêu cầu mạnh hơn về sự suy giảm phía phải được xác định cấu trúc vẫn nằm ngoài khả năng của dữ liệu Singapore hiện tại hỗ trợ. Được đọc theo cách này, bằng chứng làm rõ thêm thay vì bác bỏ văn liệu phi tuyến thông thường, đồng thời giữ cách diễn giải trong phạm vi hỗ trợ thực nghiệm thực sự có sẵn trong mẫu Singapore.</w:t>
       </w:r>
     </w:p>
-    <w:bookmarkEnd w:id="45"/>
-    <w:bookmarkStart w:id="46" w:name="Xd23969b1de63b605cdbb0f952e47f1c3f8fe467"/>
+    <w:bookmarkEnd w:id="48"/>
+    <w:bookmarkStart w:id="49" w:name="Xd23969b1de63b605cdbb0f952e47f1c3f8fe467"/>
     <w:p>
       <w:pPr>
         <w:pStyle w:val="Heading3"/>
@@ -1538,8 +1613,8 @@
         <w:t xml:space="preserve">Trong đặc tả điều tiết TCI bổ sung (Mô hình M3), hệ số TCI trực tiếp vẫn dương và có ý nghĩa (β = 0,188, p &lt; ,001), nhưng các số hạng tương tác (interaction term) liên quan đến FSTS và FSTS bình phương cộng hưởng không có ý nghĩa. Vì sự vắng mặt của điều tiết không thể được suy ra từ tính không có ý nghĩa đơn thuần, bằng chứng phù hợp hơn với diễn giải theo hướng hệ số chặn (intercept-dominant) của mối liên hệ TCI thay vì là bằng chứng xác định rằng điều tiết độ cong bằng chính xác không.</w:t>
       </w:r>
     </w:p>
-    <w:bookmarkEnd w:id="46"/>
-    <w:bookmarkStart w:id="47" w:name="X8a6b101f0258543db1d8a490a43d0eb67b4d956"/>
+    <w:bookmarkEnd w:id="49"/>
+    <w:bookmarkStart w:id="56" w:name="X8a6b101f0258543db1d8a490a43d0eb67b4d956"/>
     <w:p>
       <w:pPr>
         <w:pStyle w:val="Heading3"/>
@@ -4186,7 +4261,46 @@
         <w:pStyle w:val="BodyText"/>
       </w:pPr>
       <w:r>
-        <w:t xml:space="preserve">Hình 2: Tác động biên của DAI lên log năng suất lao động theo các mức FSTS khác nhau (Singapore, N=617)</w:t>
+        <w:drawing>
+          <wp:inline>
+            <wp:extent cx="5564514" cy="3588675"/>
+            <wp:effectExtent b="0" l="0" r="0" t="0"/>
+            <wp:docPr descr="Hình 2: Tác động biên của DAI lên log năng suất lao động theo các mức FSTS khác nhau (Singapore, N=617)" title="" id="51" name="Picture"/>
+            <a:graphic>
+              <a:graphicData uri="http://schemas.openxmlformats.org/drawingml/2006/picture">
+                <pic:pic>
+                  <pic:nvPicPr>
+                    <pic:cNvPr descr="figures/p4_singapore/figure_2_dai_marginal_effect.png" id="52" name="Picture"/>
+                    <pic:cNvPicPr>
+                      <a:picLocks noChangeArrowheads="1" noChangeAspect="1"/>
+                    </pic:cNvPicPr>
+                  </pic:nvPicPr>
+                  <pic:blipFill>
+                    <a:blip r:embed="rId50"/>
+                    <a:stretch>
+                      <a:fillRect/>
+                    </a:stretch>
+                  </pic:blipFill>
+                  <pic:spPr bwMode="auto">
+                    <a:xfrm>
+                      <a:off x="0" y="0"/>
+                      <a:ext cx="5564514" cy="3588675"/>
+                    </a:xfrm>
+                    <a:prstGeom prst="rect">
+                      <a:avLst/>
+                    </a:prstGeom>
+                    <a:noFill/>
+                    <a:ln w="9525">
+                      <a:noFill/>
+                      <a:headEnd/>
+                      <a:tailEnd/>
+                    </a:ln>
+                  </pic:spPr>
+                </pic:pic>
+              </a:graphicData>
+            </a:graphic>
+          </wp:inline>
+        </w:drawing>
       </w:r>
     </w:p>
     <w:p>
@@ -4212,7 +4326,46 @@
         <w:pStyle w:val="BodyText"/>
       </w:pPr>
       <w:r>
-        <w:t xml:space="preserve">Hình 3: Đường cong I–P dự đoán với dải tin cậy bootstrap (Singapore, OLS M2)</w:t>
+        <w:drawing>
+          <wp:inline>
+            <wp:extent cx="5422070" cy="3593270"/>
+            <wp:effectExtent b="0" l="0" r="0" t="0"/>
+            <wp:docPr descr="Hình 3: Đường cong I–P dự đoán với dải tin cậy bootstrap (Singapore, OLS M2)" title="" id="54" name="Picture"/>
+            <a:graphic>
+              <a:graphicData uri="http://schemas.openxmlformats.org/drawingml/2006/picture">
+                <pic:pic>
+                  <pic:nvPicPr>
+                    <pic:cNvPr descr="figures/p4_singapore/figure_3_predicted_ip_curve.png" id="55" name="Picture"/>
+                    <pic:cNvPicPr>
+                      <a:picLocks noChangeArrowheads="1" noChangeAspect="1"/>
+                    </pic:cNvPicPr>
+                  </pic:nvPicPr>
+                  <pic:blipFill>
+                    <a:blip r:embed="rId53"/>
+                    <a:stretch>
+                      <a:fillRect/>
+                    </a:stretch>
+                  </pic:blipFill>
+                  <pic:spPr bwMode="auto">
+                    <a:xfrm>
+                      <a:off x="0" y="0"/>
+                      <a:ext cx="5422070" cy="3593270"/>
+                    </a:xfrm>
+                    <a:prstGeom prst="rect">
+                      <a:avLst/>
+                    </a:prstGeom>
+                    <a:noFill/>
+                    <a:ln w="9525">
+                      <a:noFill/>
+                      <a:headEnd/>
+                      <a:tailEnd/>
+                    </a:ln>
+                  </pic:spPr>
+                </pic:pic>
+              </a:graphicData>
+            </a:graphic>
+          </wp:inline>
+        </w:drawing>
       </w:r>
     </w:p>
     <w:p>
@@ -4233,8 +4386,8 @@
         <w:t xml:space="preserve">Đường cong quốc tế hóa–hiệu quả dự đoán. Mối quan hệ dự đoán giữa cường độ xuất khẩu và năng suất lao động với các dải tin cậy 95% từ đặc tả bậc hai chuẩn (M2). Điểm ngoặt ước tính xảy ra gần FSTS = 88,6% theo thang gốc, nhưng khoảng tin cậy bootstrap phân vị 95% của nó (5.000 lần tái lấy mẫu) trải dài [53%, 253%]; hình dạng chữ U ngược được phục hồi trong 96,3% lần tái lấy mẫu bootstrap, nhưng vị trí chính xác của nó chỉ được xác định lỏng lẻo. Ước lượng do đó nên được diễn giải là mô tả dữ liệu thay vì là bằng chứng được xác định cấu trúc của đường cong chữ U ngược.</w:t>
       </w:r>
     </w:p>
-    <w:bookmarkEnd w:id="47"/>
-    <w:bookmarkStart w:id="48" w:name="X18ec34d03ee992f21de3c840c386ac3951d0715"/>
+    <w:bookmarkEnd w:id="56"/>
+    <w:bookmarkStart w:id="57" w:name="X18ec34d03ee992f21de3c840c386ac3951d0715"/>
     <w:p>
       <w:pPr>
         <w:pStyle w:val="Heading3"/>
@@ -4855,9 +5008,9 @@
         </w:pict>
       </w:r>
     </w:p>
-    <w:bookmarkEnd w:id="48"/>
-    <w:bookmarkEnd w:id="49"/>
-    <w:bookmarkStart w:id="52" w:name="X3923f9545aa9c992e02ccb4472a40e02686b4e2"/>
+    <w:bookmarkEnd w:id="57"/>
+    <w:bookmarkEnd w:id="58"/>
+    <w:bookmarkStart w:id="61" w:name="X3923f9545aa9c992e02ccb4472a40e02686b4e2"/>
     <w:p>
       <w:pPr>
         <w:pStyle w:val="Heading2"/>
@@ -4866,7 +5019,7 @@
         <w:t xml:space="preserve">5 Thảo luận</w:t>
       </w:r>
     </w:p>
-    <w:bookmarkStart w:id="50" w:name="Xa5f90a77c48bf7bc090ededca40b912d614a395"/>
+    <w:bookmarkStart w:id="59" w:name="Xa5f90a77c48bf7bc090ededca40b912d614a395"/>
     <w:p>
       <w:pPr>
         <w:pStyle w:val="Heading3"/>
@@ -4985,8 +5138,8 @@
         <w:t xml:space="preserve">Khả năng chuyển giao thể chế của phát hiện khuếch đại dựa trên sự phân biệt tầng cấu trúc với hàm ý chính sách trực tiếp. Tại Singapore, chỉ số tổng hợp DAI nắm bắt năng lực số Tầng 1+2, hiện diện trang web (c22b) kết hợp với tích hợp thanh toán điện tử (k33/k38) được nhúng trong hạ tầng số công cộng, cho phép doanh nghiệp thực hiện các giao dịch xuyên biên giới không ma sát. Ngược lại, trong các nền kinh tế chuyển đổi nơi hạ tầng thanh toán Tầng 2 còn bị ràng buộc thể chế, chỉ báo trang web WBES chỉ nắm bắt hiện diện Tầng 1, và cơ chế khuếch đại mất tính có thể nhận biết thực nghiệm vì kênh tích hợp thanh toán vắng mặt.</w:t>
       </w:r>
     </w:p>
-    <w:bookmarkEnd w:id="50"/>
-    <w:bookmarkStart w:id="51" w:name="X4b995eebd2400b91ac2ffa9981af62f753ccfbe"/>
+    <w:bookmarkEnd w:id="59"/>
+    <w:bookmarkStart w:id="60" w:name="X4b995eebd2400b91ac2ffa9981af62f753ccfbe"/>
     <w:p>
       <w:pPr>
         <w:pStyle w:val="Heading3"/>
@@ -5026,9 +5179,9 @@
         </w:pict>
       </w:r>
     </w:p>
-    <w:bookmarkEnd w:id="51"/>
-    <w:bookmarkEnd w:id="52"/>
-    <w:bookmarkStart w:id="53" w:name="Xb6340858ada32986909ac4c0a6855391782490d"/>
+    <w:bookmarkEnd w:id="60"/>
+    <w:bookmarkEnd w:id="61"/>
+    <w:bookmarkStart w:id="62" w:name="Xb6340858ada32986909ac4c0a6855391782490d"/>
     <w:p>
       <w:pPr>
         <w:pStyle w:val="Heading2"/>
@@ -5068,8 +5221,8 @@
         </w:pict>
       </w:r>
     </w:p>
-    <w:bookmarkEnd w:id="53"/>
-    <w:bookmarkStart w:id="54" w:name="Xa7116c5ea598b7bb437f4e79133bf970ff02a5b"/>
+    <w:bookmarkEnd w:id="62"/>
+    <w:bookmarkStart w:id="63" w:name="Xa7116c5ea598b7bb437f4e79133bf970ff02a5b"/>
     <w:p>
       <w:pPr>
         <w:pStyle w:val="Heading2"/>
@@ -5109,8 +5262,8 @@
         </w:pict>
       </w:r>
     </w:p>
-    <w:bookmarkEnd w:id="54"/>
-    <w:bookmarkStart w:id="56" w:name="tuyên-bố-về-tính-sẵn-có-của-dữ-liệu"/>
+    <w:bookmarkEnd w:id="63"/>
+    <w:bookmarkStart w:id="65" w:name="tuyên-bố-về-tính-sẵn-có-của-dữ-liệu"/>
     <w:p>
       <w:pPr>
         <w:pStyle w:val="Heading2"/>
@@ -5129,7 +5282,7 @@
       <w:r>
         <w:t xml:space="preserve"> </w:t>
       </w:r>
-      <w:hyperlink r:id="rId55">
+      <w:hyperlink r:id="rId64">
         <w:r>
           <w:rPr>
             <w:rStyle w:val="Hyperlink"/>
@@ -5141,8 +5294,8 @@
         <w:t xml:space="preserve">. Các script phân tích để tái lập kết quả có sẵn từ tác giả liên hệ theo yêu cầu hợp lý.</w:t>
       </w:r>
     </w:p>
-    <w:bookmarkEnd w:id="56"/>
-    <w:bookmarkStart w:id="57" w:name="lời-cảm-ơn"/>
+    <w:bookmarkEnd w:id="65"/>
+    <w:bookmarkStart w:id="66" w:name="lời-cảm-ơn"/>
     <w:p>
       <w:pPr>
         <w:pStyle w:val="Heading2"/>
@@ -5166,8 +5319,8 @@
         </w:pict>
       </w:r>
     </w:p>
-    <w:bookmarkEnd w:id="57"/>
-    <w:bookmarkStart w:id="94" w:name="tài-liệu-tham-khảo"/>
+    <w:bookmarkEnd w:id="66"/>
+    <w:bookmarkStart w:id="103" w:name="tài-liệu-tham-khảo"/>
     <w:p>
       <w:pPr>
         <w:pStyle w:val="Heading2"/>
@@ -5199,7 +5352,7 @@
       <w:r>
         <w:t xml:space="preserve"> </w:t>
       </w:r>
-      <w:hyperlink r:id="rId58">
+      <w:hyperlink r:id="rId67">
         <w:r>
           <w:rPr>
             <w:rStyle w:val="Hyperlink"/>
@@ -5252,7 +5405,7 @@
       <w:r>
         <w:t xml:space="preserve"> </w:t>
       </w:r>
-      <w:hyperlink r:id="rId59">
+      <w:hyperlink r:id="rId68">
         <w:r>
           <w:rPr>
             <w:rStyle w:val="Hyperlink"/>
@@ -5284,7 +5437,7 @@
       <w:r>
         <w:t xml:space="preserve"> </w:t>
       </w:r>
-      <w:hyperlink r:id="rId60">
+      <w:hyperlink r:id="rId69">
         <w:r>
           <w:rPr>
             <w:rStyle w:val="Hyperlink"/>
@@ -5316,7 +5469,7 @@
       <w:r>
         <w:t xml:space="preserve"> </w:t>
       </w:r>
-      <w:hyperlink r:id="rId61">
+      <w:hyperlink r:id="rId70">
         <w:r>
           <w:rPr>
             <w:rStyle w:val="Hyperlink"/>
@@ -5348,7 +5501,7 @@
       <w:r>
         <w:t xml:space="preserve"> </w:t>
       </w:r>
-      <w:hyperlink r:id="rId62">
+      <w:hyperlink r:id="rId71">
         <w:r>
           <w:rPr>
             <w:rStyle w:val="Hyperlink"/>
@@ -5380,7 +5533,7 @@
       <w:r>
         <w:t xml:space="preserve"> </w:t>
       </w:r>
-      <w:hyperlink r:id="rId63">
+      <w:hyperlink r:id="rId72">
         <w:r>
           <w:rPr>
             <w:rStyle w:val="Hyperlink"/>
@@ -5412,7 +5565,7 @@
       <w:r>
         <w:t xml:space="preserve"> </w:t>
       </w:r>
-      <w:hyperlink r:id="rId64">
+      <w:hyperlink r:id="rId73">
         <w:r>
           <w:rPr>
             <w:rStyle w:val="Hyperlink"/>
@@ -5468,7 +5621,7 @@
       <w:r>
         <w:t xml:space="preserve"> </w:t>
       </w:r>
-      <w:hyperlink r:id="rId65">
+      <w:hyperlink r:id="rId74">
         <w:r>
           <w:rPr>
             <w:rStyle w:val="Hyperlink"/>
@@ -5500,7 +5653,7 @@
       <w:r>
         <w:t xml:space="preserve"> </w:t>
       </w:r>
-      <w:hyperlink r:id="rId66">
+      <w:hyperlink r:id="rId75">
         <w:r>
           <w:rPr>
             <w:rStyle w:val="Hyperlink"/>
@@ -5532,7 +5685,7 @@
       <w:r>
         <w:t xml:space="preserve"> </w:t>
       </w:r>
-      <w:hyperlink r:id="rId67">
+      <w:hyperlink r:id="rId76">
         <w:r>
           <w:rPr>
             <w:rStyle w:val="Hyperlink"/>
@@ -5564,7 +5717,7 @@
       <w:r>
         <w:t xml:space="preserve"> </w:t>
       </w:r>
-      <w:hyperlink r:id="rId68">
+      <w:hyperlink r:id="rId77">
         <w:r>
           <w:rPr>
             <w:rStyle w:val="Hyperlink"/>
@@ -5596,7 +5749,7 @@
       <w:r>
         <w:t xml:space="preserve"> </w:t>
       </w:r>
-      <w:hyperlink r:id="rId69">
+      <w:hyperlink r:id="rId78">
         <w:r>
           <w:rPr>
             <w:rStyle w:val="Hyperlink"/>
@@ -5628,7 +5781,7 @@
       <w:r>
         <w:t xml:space="preserve"> </w:t>
       </w:r>
-      <w:hyperlink r:id="rId70">
+      <w:hyperlink r:id="rId79">
         <w:r>
           <w:rPr>
             <w:rStyle w:val="Hyperlink"/>
@@ -5660,7 +5813,7 @@
       <w:r>
         <w:t xml:space="preserve"> </w:t>
       </w:r>
-      <w:hyperlink r:id="rId71">
+      <w:hyperlink r:id="rId80">
         <w:r>
           <w:rPr>
             <w:rStyle w:val="Hyperlink"/>
@@ -5692,7 +5845,7 @@
       <w:r>
         <w:t xml:space="preserve"> </w:t>
       </w:r>
-      <w:hyperlink r:id="rId72">
+      <w:hyperlink r:id="rId81">
         <w:r>
           <w:rPr>
             <w:rStyle w:val="Hyperlink"/>
@@ -5724,7 +5877,7 @@
       <w:r>
         <w:t xml:space="preserve"> </w:t>
       </w:r>
-      <w:hyperlink r:id="rId73">
+      <w:hyperlink r:id="rId82">
         <w:r>
           <w:rPr>
             <w:rStyle w:val="Hyperlink"/>
@@ -5756,7 +5909,7 @@
       <w:r>
         <w:t xml:space="preserve"> </w:t>
       </w:r>
-      <w:hyperlink r:id="rId74">
+      <w:hyperlink r:id="rId83">
         <w:r>
           <w:rPr>
             <w:rStyle w:val="Hyperlink"/>
@@ -5788,7 +5941,7 @@
       <w:r>
         <w:t xml:space="preserve"> </w:t>
       </w:r>
-      <w:hyperlink r:id="rId75">
+      <w:hyperlink r:id="rId84">
         <w:r>
           <w:rPr>
             <w:rStyle w:val="Hyperlink"/>
@@ -5820,7 +5973,7 @@
       <w:r>
         <w:t xml:space="preserve"> </w:t>
       </w:r>
-      <w:hyperlink r:id="rId76">
+      <w:hyperlink r:id="rId85">
         <w:r>
           <w:rPr>
             <w:rStyle w:val="Hyperlink"/>
@@ -5852,7 +6005,7 @@
       <w:r>
         <w:t xml:space="preserve"> </w:t>
       </w:r>
-      <w:hyperlink r:id="rId77">
+      <w:hyperlink r:id="rId86">
         <w:r>
           <w:rPr>
             <w:rStyle w:val="Hyperlink"/>
@@ -5884,7 +6037,7 @@
       <w:r>
         <w:t xml:space="preserve"> </w:t>
       </w:r>
-      <w:hyperlink r:id="rId78">
+      <w:hyperlink r:id="rId87">
         <w:r>
           <w:rPr>
             <w:rStyle w:val="Hyperlink"/>
@@ -5916,7 +6069,7 @@
       <w:r>
         <w:t xml:space="preserve"> </w:t>
       </w:r>
-      <w:hyperlink r:id="rId79">
+      <w:hyperlink r:id="rId88">
         <w:r>
           <w:rPr>
             <w:rStyle w:val="Hyperlink"/>
@@ -5948,7 +6101,7 @@
       <w:r>
         <w:t xml:space="preserve"> </w:t>
       </w:r>
-      <w:hyperlink r:id="rId80">
+      <w:hyperlink r:id="rId89">
         <w:r>
           <w:rPr>
             <w:rStyle w:val="Hyperlink"/>
@@ -5980,7 +6133,7 @@
       <w:r>
         <w:t xml:space="preserve"> </w:t>
       </w:r>
-      <w:hyperlink r:id="rId81">
+      <w:hyperlink r:id="rId90">
         <w:r>
           <w:rPr>
             <w:rStyle w:val="Hyperlink"/>
@@ -6012,7 +6165,7 @@
       <w:r>
         <w:t xml:space="preserve"> </w:t>
       </w:r>
-      <w:hyperlink r:id="rId82">
+      <w:hyperlink r:id="rId91">
         <w:r>
           <w:rPr>
             <w:rStyle w:val="Hyperlink"/>
@@ -6044,7 +6197,7 @@
       <w:r>
         <w:t xml:space="preserve"> </w:t>
       </w:r>
-      <w:hyperlink r:id="rId83">
+      <w:hyperlink r:id="rId92">
         <w:r>
           <w:rPr>
             <w:rStyle w:val="Hyperlink"/>
@@ -6076,7 +6229,7 @@
       <w:r>
         <w:t xml:space="preserve"> </w:t>
       </w:r>
-      <w:hyperlink r:id="rId84">
+      <w:hyperlink r:id="rId93">
         <w:r>
           <w:rPr>
             <w:rStyle w:val="Hyperlink"/>
@@ -6108,7 +6261,7 @@
       <w:r>
         <w:t xml:space="preserve"> </w:t>
       </w:r>
-      <w:hyperlink r:id="rId85">
+      <w:hyperlink r:id="rId94">
         <w:r>
           <w:rPr>
             <w:rStyle w:val="Hyperlink"/>
@@ -6140,7 +6293,7 @@
       <w:r>
         <w:t xml:space="preserve"> </w:t>
       </w:r>
-      <w:hyperlink r:id="rId86">
+      <w:hyperlink r:id="rId95">
         <w:r>
           <w:rPr>
             <w:rStyle w:val="Hyperlink"/>
@@ -6172,7 +6325,7 @@
       <w:r>
         <w:t xml:space="preserve"> </w:t>
       </w:r>
-      <w:hyperlink r:id="rId87">
+      <w:hyperlink r:id="rId96">
         <w:r>
           <w:rPr>
             <w:rStyle w:val="Hyperlink"/>
@@ -6226,7 +6379,7 @@
       <w:r>
         <w:t xml:space="preserve"> </w:t>
       </w:r>
-      <w:hyperlink r:id="rId88">
+      <w:hyperlink r:id="rId97">
         <w:r>
           <w:rPr>
             <w:rStyle w:val="Hyperlink"/>
@@ -6258,7 +6411,7 @@
       <w:r>
         <w:t xml:space="preserve"> </w:t>
       </w:r>
-      <w:hyperlink r:id="rId89">
+      <w:hyperlink r:id="rId98">
         <w:r>
           <w:rPr>
             <w:rStyle w:val="Hyperlink"/>
@@ -6293,7 +6446,7 @@
       <w:r>
         <w:t xml:space="preserve"> </w:t>
       </w:r>
-      <w:hyperlink r:id="rId90">
+      <w:hyperlink r:id="rId99">
         <w:r>
           <w:rPr>
             <w:rStyle w:val="Hyperlink"/>
@@ -6325,7 +6478,7 @@
       <w:r>
         <w:t xml:space="preserve"> </w:t>
       </w:r>
-      <w:hyperlink r:id="rId91">
+      <w:hyperlink r:id="rId100">
         <w:r>
           <w:rPr>
             <w:rStyle w:val="Hyperlink"/>
@@ -6357,7 +6510,7 @@
       <w:r>
         <w:t xml:space="preserve"> </w:t>
       </w:r>
-      <w:hyperlink r:id="rId92">
+      <w:hyperlink r:id="rId101">
         <w:r>
           <w:rPr>
             <w:rStyle w:val="Hyperlink"/>
@@ -6389,7 +6542,7 @@
       <w:r>
         <w:t xml:space="preserve"> </w:t>
       </w:r>
-      <w:hyperlink r:id="rId93">
+      <w:hyperlink r:id="rId102">
         <w:r>
           <w:rPr>
             <w:rStyle w:val="Hyperlink"/>
@@ -6398,8 +6551,8 @@
         </w:r>
       </w:hyperlink>
     </w:p>
-    <w:bookmarkEnd w:id="94"/>
-    <w:bookmarkEnd w:id="95"/>
+    <w:bookmarkEnd w:id="103"/>
+    <w:bookmarkEnd w:id="104"/>
     <w:sectPr>
       <w:pgSz w:h="16838" w:w="11906"/>
       <w:pgMar w:bottom="1134" w:left="1701" w:right="1134" w:top="1134"/>

--- a/dist/submission_v2/P4_Singapore_VN.docx
+++ b/dist/submission_v2/P4_Singapore_VN.docx
@@ -1183,7 +1183,24 @@
         <w:t xml:space="preserve"> </w:t>
       </w:r>
       <w:r>
-        <w:t xml:space="preserve">Không có biến công cụ thỏa mãn điều kiện loại trừ cho tham gia xuất khẩu trong thiết kế WBES Singapore một sóng. Một chẩn đoán độ nhạy dạng rút gọn ước lượng probit giai đoạn một về tham gia xuất khẩu và thêm tỷ số Mills nghịch đảo (IMR) kết quả như biến đồng biến vào đặc tả M8. IMR đi vào với ý nghĩa biên (β = 0,264, SE = 0,138, t = 1,92, p = ,055), cho thấy lựa chọn nhẹ ở biên độ mở rộng của tham gia xuất khẩu. Số hạng tương tác (interaction term) DAI × FSTS² chính (H3 khuếch đại) và hệ số TCI không bị thay đổi đáng kể (|Δ| &lt; 0,02 trong mỗi trường hợp), xác nhận cơ chế mở rộng quy mô có điều kiện vững (robust) với điều chỉnh lựa chọn này.</w:t>
+        <w:t xml:space="preserve">Không có biến công cụ thỏa mãn điều kiện loại trừ cho tham gia xuất khẩu trong thiết kế WBES Singapore một sóng. Một chẩn đoán độ nhạy dạng rút gọn ước lượng probit giai đoạn một về tham gia xuất khẩu và thêm tỷ số Mills nghịch đảo (IMR) kết quả như biến đồng biến vào đặc tả M8. IMR đi vào với ý nghĩa biên (</w:t>
+      </w:r>
+      <m:oMath>
+        <m:r>
+          <m:t>β</m:t>
+        </m:r>
+        <m:r>
+          <m:rPr>
+            <m:sty m:val="p"/>
+          </m:rPr>
+          <m:t>=</m:t>
+        </m:r>
+        <m:r>
+          <m:t>0.264</m:t>
+        </m:r>
+      </m:oMath>
+      <w:r>
+        <w:t xml:space="preserve">, SE = 0,138, t = 1,92, p = ,055), cho thấy lựa chọn nhẹ ở biên độ mở rộng của tham gia xuất khẩu. Số hạng tương tác (interaction term) DAI × FSTS² chính (H3 khuếch đại) và hệ số TCI không bị thay đổi đáng kể (|Δ| &lt; 0,02 trong mỗi trường hợp), xác nhận cơ chế mở rộng quy mô có điều kiện vững (robust) với điều chỉnh lựa chọn này.</w:t>
       </w:r>
     </w:p>
     <w:p>
@@ -1555,7 +1572,30 @@
         <w:pStyle w:val="FirstParagraph"/>
       </w:pPr>
       <w:r>
-        <w:t xml:space="preserve">Trong đặc tả bậc hai cơ sở (Mô hình M2), số hạng FSTS tuyến tính dương và có ý nghĩa thống kê (β = +2,652, SE = 0,691, p &lt; ,001), trong khi số hạng bình phương âm (β = −1,705, SE = 0,931, p = ,068). Đường cong phù hợp do đó ngụ ý một điểm ngoặt trong đuôi trên của phân phối cường độ xuất khẩu, gần FSTS = 82% theo thang gốc, nhưng điểm đó được xác định không chính xác và nằm trong vùng thưa dữ liệu. Bootstrap 5.000 lần tái lấy mẫu phục hồi hình dạng chữ U ngược thường xuyên (96,3% lần tái lấy mẫu), nhưng khoảng tin cậy phân vị 95% cho điểm ngoặt rộng ([53%, 253%]), và kiểm định Lind–Mehlum không xác nhận chính thức đường cong chữ U ngược thông thường ở mức ý nghĩa thông thường (p = ,303).</w:t>
+        <w:t xml:space="preserve">Trong đặc tả bậc hai cơ sở (Mô hình M2), số hạng FSTS tuyến tính dương và có ý nghĩa thống kê (β = +2,652, SE = 0,691, p &lt; ,001), trong khi số hạng bình phương âm (</w:t>
+      </w:r>
+      <m:oMath>
+        <m:r>
+          <m:t>β</m:t>
+        </m:r>
+        <m:r>
+          <m:rPr>
+            <m:sty m:val="p"/>
+          </m:rPr>
+          <m:t>=</m:t>
+        </m:r>
+        <m:r>
+          <m:rPr>
+            <m:sty m:val="p"/>
+          </m:rPr>
+          <m:t>−</m:t>
+        </m:r>
+        <m:r>
+          <m:t>1.705</m:t>
+        </m:r>
+      </m:oMath>
+      <w:r>
+        <w:t xml:space="preserve">, SE = 0,931, p = ,068). Đường cong phù hợp do đó ngụ ý một điểm ngoặt trong đuôi trên của phân phối cường độ xuất khẩu, gần FSTS = 82% theo thang gốc, nhưng điểm đó được xác định không chính xác và nằm trong vùng thưa dữ liệu. Bootstrap 5.000 lần tái lấy mẫu phục hồi hình dạng chữ U ngược thường xuyên (96,3% lần tái lấy mẫu), nhưng khoảng tin cậy phân vị 95% cho điểm ngoặt rộng ([53%, 253%]), và kiểm định Lind–Mehlum không xác nhận chính thức đường cong chữ U ngược thông thường ở mức ý nghĩa thông thường (p = ,303).</w:t>
       </w:r>
     </w:p>
     <w:p>
@@ -1602,15 +1642,49 @@
         <w:pStyle w:val="FirstParagraph"/>
       </w:pPr>
       <w:r>
-        <w:t xml:space="preserve">Mô hình tác động trực tiếp cho năng lực công nghệ (Mô hình M5) cho thấy TCI có mối liên hệ dương với năng suất lao động (β = 0,168, SE = 0,040, p &lt; ,001). Độ phù hợp mô hình cũng cải thiện so với đường cơ sở bậc hai, với R² tăng từ 0,178 trong Mô hình M2 lên 0,199 trong Mô hình M5. Pattern này hỗ trợ quan điểm rằng năng lực công nghệ nâng cao mức sàn năng suất của doanh nghiệp thay vì chỉ đơn giản là biến đại diện (proxy) cho cường độ xuất khẩu.</w:t>
-      </w:r>
-    </w:p>
-    <w:p>
-      <w:pPr>
-        <w:pStyle w:val="BodyText"/>
-      </w:pPr>
-      <w:r>
-        <w:t xml:space="preserve">Trong đặc tả điều tiết TCI bổ sung (Mô hình M3), hệ số TCI trực tiếp vẫn dương và có ý nghĩa (β = 0,188, p &lt; ,001), nhưng các số hạng tương tác (interaction term) liên quan đến FSTS và FSTS bình phương cộng hưởng không có ý nghĩa. Vì sự vắng mặt của điều tiết không thể được suy ra từ tính không có ý nghĩa đơn thuần, bằng chứng phù hợp hơn với diễn giải theo hướng hệ số chặn (intercept-dominant) của mối liên hệ TCI thay vì là bằng chứng xác định rằng điều tiết độ cong bằng chính xác không.</w:t>
+        <w:t xml:space="preserve">Mô hình tác động trực tiếp cho năng lực công nghệ (Mô hình M5) cho thấy TCI có mối liên hệ dương với năng suất lao động (</w:t>
+      </w:r>
+      <m:oMath>
+        <m:r>
+          <m:t>β</m:t>
+        </m:r>
+        <m:r>
+          <m:rPr>
+            <m:sty m:val="p"/>
+          </m:rPr>
+          <m:t>=</m:t>
+        </m:r>
+        <m:r>
+          <m:t>0.168</m:t>
+        </m:r>
+      </m:oMath>
+      <w:r>
+        <w:t xml:space="preserve">, SE = 0,040, p &lt; ,001). Độ phù hợp mô hình cũng cải thiện so với đường cơ sở bậc hai, với R² tăng từ 0,178 trong Mô hình M2 lên 0,199 trong Mô hình M5. Pattern này hỗ trợ quan điểm rằng năng lực công nghệ nâng cao mức sàn năng suất của doanh nghiệp thay vì chỉ đơn giản là biến đại diện (proxy) cho cường độ xuất khẩu.</w:t>
+      </w:r>
+    </w:p>
+    <w:p>
+      <w:pPr>
+        <w:pStyle w:val="BodyText"/>
+      </w:pPr>
+      <w:r>
+        <w:t xml:space="preserve">Trong đặc tả điều tiết TCI bổ sung (Mô hình M3), hệ số TCI trực tiếp vẫn dương và có ý nghĩa (</w:t>
+      </w:r>
+      <m:oMath>
+        <m:r>
+          <m:t>β</m:t>
+        </m:r>
+        <m:r>
+          <m:rPr>
+            <m:sty m:val="p"/>
+          </m:rPr>
+          <m:t>=</m:t>
+        </m:r>
+        <m:r>
+          <m:t>0.188</m:t>
+        </m:r>
+      </m:oMath>
+      <w:r>
+        <w:t xml:space="preserve">, p &lt; ,001), nhưng các số hạng tương tác (interaction term) liên quan đến FSTS và FSTS bình phương cộng hưởng không có ý nghĩa. Vì sự vắng mặt của điều tiết không thể được suy ra từ tính không có ý nghĩa đơn thuần, bằng chứng phù hợp hơn với diễn giải theo hướng hệ số chặn (intercept-dominant) của mối liên hệ TCI thay vì là bằng chứng xác định rằng điều tiết độ cong bằng chính xác không.</w:t>
       </w:r>
     </w:p>
     <w:bookmarkEnd w:id="49"/>
@@ -1628,7 +1702,47 @@
         <w:pStyle w:val="FirstParagraph"/>
       </w:pPr>
       <w:r>
-        <w:t xml:space="preserve">Trong mô hình tác động trực tiếp cho áp dụng số (Mô hình M6), DAI có mối liên hệ dương với năng suất lao động (β = 0,104, SE = 0,038, p = ,007). Tuy nhiên, khi TCI được đưa vào cùng với DAI trong Mô hình M7, hệ số DAI suy yếu còn β = 0,077 và vẫn biên (p = ,048), cho thấy sự chồng lấn một phần trong tính không đồng nhất liên quan đến năng suất trung bình mà hai cấu trúc nắm bắt. Sự suy yếu này có tầm quan trọng về mặt nội dung vì nó gợi ý rằng DAI không nên được diễn giải là phần thưởng năng suất lớn, phổ biến với tất cả doanh nghiệp.</w:t>
+        <w:t xml:space="preserve">Trong mô hình tác động trực tiếp cho áp dụng số (Mô hình M6), DAI có mối liên hệ dương với năng suất lao động (</w:t>
+      </w:r>
+      <m:oMath>
+        <m:r>
+          <m:t>β</m:t>
+        </m:r>
+        <m:r>
+          <m:rPr>
+            <m:sty m:val="p"/>
+          </m:rPr>
+          <m:t>=</m:t>
+        </m:r>
+        <m:r>
+          <m:t>0.104</m:t>
+        </m:r>
+      </m:oMath>
+      <w:r>
+        <w:t xml:space="preserve">, SE = 0,038, p = ,007). Tuy nhiên, khi TCI được đưa vào cùng với DAI trong Mô hình M7, hệ số DAI suy yếu còn</w:t>
+      </w:r>
+      <w:r>
+        <w:t xml:space="preserve"> </w:t>
+      </w:r>
+      <m:oMath>
+        <m:r>
+          <m:t>β</m:t>
+        </m:r>
+        <m:r>
+          <m:rPr>
+            <m:sty m:val="p"/>
+          </m:rPr>
+          <m:t>=</m:t>
+        </m:r>
+        <m:r>
+          <m:t>0.077</m:t>
+        </m:r>
+      </m:oMath>
+      <w:r>
+        <w:t xml:space="preserve"> </w:t>
+      </w:r>
+      <w:r>
+        <w:t xml:space="preserve">và vẫn biên (p = ,048), cho thấy sự chồng lấn một phần trong tính không đồng nhất liên quan đến năng suất trung bình mà hai cấu trúc nắm bắt. Sự suy yếu này có tầm quan trọng về mặt nội dung vì nó gợi ý rằng DAI không nên được diễn giải là phần thưởng năng suất lớn, phổ biến với tất cả doanh nghiệp.</w:t>
       </w:r>
     </w:p>
     <w:p>
@@ -3583,7 +3697,64 @@
         <w:pStyle w:val="BodyText"/>
       </w:pPr>
       <w:r>
-        <w:t xml:space="preserve">Kết quả quan trọng nhất của DAI xuất hiện trong các đặc tả điều tiết. Trong mô hình đầy đủ (Mô hình M8), số hạng DAI trực tiếp nhỏ và không có ý nghĩa thống kê (β = 0,019, p = ,705), số hạng tương tác (interaction term) tuyến tính với FSTS âm và biên (β = −1,177, p = ,083), và số hạng tương tác (interaction term) bậc hai dương và có ý nghĩa thống kê (β = 3,119, SE = 1,124, p = ,005). Mô hình M8 cũng tạo ra sức giải thích cao nhất trong số các đặc tả chính, với R² = 0,211 và R² hiệu chỉnh = 0,196. Được đọc về mặt nội dung, các ước lượng này chỉ ra rằng tính liên quan đến năng suất của áp dụng số trở nên tích cực hơn ở mức cường độ xuất khẩu cao hơn, với tín hiệu rõ nhất tập trung ở vùng đuôi xuất khẩu cao thay vì phân phối đồng đều trên toàn mẫu.</w:t>
+        <w:t xml:space="preserve">Kết quả quan trọng nhất của DAI xuất hiện trong các đặc tả điều tiết. Trong mô hình đầy đủ (Mô hình M8), số hạng DAI trực tiếp nhỏ và không có ý nghĩa thống kê (</w:t>
+      </w:r>
+      <m:oMath>
+        <m:r>
+          <m:t>β</m:t>
+        </m:r>
+        <m:r>
+          <m:rPr>
+            <m:sty m:val="p"/>
+          </m:rPr>
+          <m:t>=</m:t>
+        </m:r>
+        <m:r>
+          <m:t>0.019</m:t>
+        </m:r>
+      </m:oMath>
+      <w:r>
+        <w:t xml:space="preserve">, p = ,705), số hạng tương tác (interaction term) tuyến tính với FSTS âm và biên (</w:t>
+      </w:r>
+      <m:oMath>
+        <m:r>
+          <m:t>β</m:t>
+        </m:r>
+        <m:r>
+          <m:rPr>
+            <m:sty m:val="p"/>
+          </m:rPr>
+          <m:t>=</m:t>
+        </m:r>
+        <m:r>
+          <m:rPr>
+            <m:sty m:val="p"/>
+          </m:rPr>
+          <m:t>−</m:t>
+        </m:r>
+        <m:r>
+          <m:t>1.177</m:t>
+        </m:r>
+      </m:oMath>
+      <w:r>
+        <w:t xml:space="preserve">, p = ,083), và số hạng tương tác (interaction term) bậc hai dương và có ý nghĩa thống kê (</w:t>
+      </w:r>
+      <m:oMath>
+        <m:r>
+          <m:t>β</m:t>
+        </m:r>
+        <m:r>
+          <m:rPr>
+            <m:sty m:val="p"/>
+          </m:rPr>
+          <m:t>=</m:t>
+        </m:r>
+        <m:r>
+          <m:t>3.119</m:t>
+        </m:r>
+      </m:oMath>
+      <w:r>
+        <w:t xml:space="preserve">, SE = 1,124, p = ,005). Mô hình M8 cũng tạo ra sức giải thích cao nhất trong số các đặc tả chính, với R² = 0,211 và R² hiệu chỉnh = 0,196. Được đọc về mặt nội dung, các ước lượng này chỉ ra rằng tính liên quan đến năng suất của áp dụng số trở nên tích cực hơn ở mức cường độ xuất khẩu cao hơn, với tín hiệu rõ nhất tập trung ở vùng đuôi xuất khẩu cao thay vì phân phối đồng đều trên toàn mẫu.</w:t>
       </w:r>
     </w:p>
     <w:p>
